--- a/Decision brief.docx
+++ b/Decision brief.docx
@@ -232,11 +232,9 @@
             <w:r>
               <w:t xml:space="preserve">One row represents </w:t>
             </w:r>
-            <w:proofErr w:type="gramStart"/>
-            <w:r>
-              <w:t>one  transaction</w:t>
-            </w:r>
-            <w:proofErr w:type="gramEnd"/>
+            <w:r>
+              <w:t>one transaction</w:t>
+            </w:r>
             <w:r>
               <w:t>.</w:t>
             </w:r>
@@ -469,7 +467,41 @@
         </w:tc>
       </w:tr>
     </w:tbl>
-    <w:p/>
+    <w:p>
+      <w:pPr>
+        <w:ind w:left="720" w:hanging="720"/>
+      </w:pPr>
+      <w:r>
+        <w:t xml:space="preserve">Task </w:t>
+      </w:r>
+      <w:r>
+        <w:tab/>
+      </w:r>
+      <w:r>
+        <w:tab/>
+      </w:r>
+      <w:r>
+        <w:t xml:space="preserve">         This task is mainly descriptive </w:t>
+      </w:r>
+      <w:r>
+        <w:t xml:space="preserve">because it provides a summary of </w:t>
+      </w:r>
+      <w:r>
+        <w:t xml:space="preserve">past </w:t>
+      </w:r>
+      <w:r>
+        <w:t xml:space="preserve">         </w:t>
+      </w:r>
+      <w:r>
+        <w:t xml:space="preserve">      </w:t>
+      </w:r>
+      <w:r>
+        <w:t>sales in order to identify patterns and trends in products, categories</w:t>
+      </w:r>
+      <w:r>
+        <w:t>, channel and payment methods</w:t>
+      </w:r>
+    </w:p>
     <w:sectPr>
       <w:pgSz w:w="12240" w:h="15840"/>
       <w:pgMar w:top="1440" w:right="1440" w:bottom="1440" w:left="1440" w:header="720" w:footer="720" w:gutter="0"/>
